--- a/Dungeon Game.docx
+++ b/Dungeon Game.docx
@@ -18,25 +18,6 @@
           <w:sz w:val="28"/>
           <w:szCs w:val="28"/>
         </w:rPr>
-        <w:t>Game Menu &amp; Flow</w:t>
-      </w:r>
-    </w:p>
-    <w:p>
-      <w:pPr>
-        <w:rPr>
-          <w:b/>
-          <w:bCs/>
-          <w:sz w:val="28"/>
-          <w:szCs w:val="28"/>
-        </w:rPr>
-      </w:pPr>
-      <w:r>
-        <w:rPr>
-          <w:b/>
-          <w:bCs/>
-          <w:sz w:val="28"/>
-          <w:szCs w:val="28"/>
-        </w:rPr>
         <w:t>Main Menu</w:t>
       </w:r>
     </w:p>
@@ -46,6 +27,7 @@
           <w:ilvl w:val="0"/>
           <w:numId w:val="1"/>
         </w:numPr>
+        <w:spacing w:line="240" w:lineRule="auto"/>
         <w:rPr>
           <w:sz w:val="28"/>
           <w:szCs w:val="28"/>
@@ -65,21 +47,43 @@
           <w:ilvl w:val="0"/>
           <w:numId w:val="1"/>
         </w:numPr>
-        <w:rPr>
-          <w:sz w:val="28"/>
-          <w:szCs w:val="28"/>
-        </w:rPr>
-      </w:pPr>
-      <w:r>
-        <w:rPr>
-          <w:sz w:val="28"/>
-          <w:szCs w:val="28"/>
-        </w:rPr>
-        <w:t>Exit</w:t>
+        <w:spacing w:line="240" w:lineRule="auto"/>
+        <w:rPr>
+          <w:sz w:val="28"/>
+          <w:szCs w:val="28"/>
+        </w:rPr>
+      </w:pPr>
+      <w:r>
+        <w:rPr>
+          <w:sz w:val="28"/>
+          <w:szCs w:val="28"/>
+        </w:rPr>
+        <w:t>About</w:t>
       </w:r>
     </w:p>
     <w:p>
       <w:pPr>
+        <w:numPr>
+          <w:ilvl w:val="0"/>
+          <w:numId w:val="1"/>
+        </w:numPr>
+        <w:spacing w:line="240" w:lineRule="auto"/>
+        <w:rPr>
+          <w:sz w:val="28"/>
+          <w:szCs w:val="28"/>
+        </w:rPr>
+      </w:pPr>
+      <w:r>
+        <w:rPr>
+          <w:sz w:val="28"/>
+          <w:szCs w:val="28"/>
+        </w:rPr>
+        <w:t>Exit</w:t>
+      </w:r>
+    </w:p>
+    <w:p>
+      <w:pPr>
+        <w:spacing w:line="240" w:lineRule="auto"/>
         <w:rPr>
           <w:b/>
           <w:bCs/>
@@ -99,38 +103,117 @@
     </w:p>
     <w:p>
       <w:pPr>
+        <w:spacing w:line="240" w:lineRule="auto"/>
+        <w:ind w:left="720"/>
+        <w:rPr>
+          <w:sz w:val="28"/>
+          <w:szCs w:val="28"/>
+        </w:rPr>
+      </w:pPr>
+      <w:r>
+        <w:rPr>
+          <w:sz w:val="28"/>
+          <w:szCs w:val="28"/>
+        </w:rPr>
+        <w:t xml:space="preserve">Prompt: Enter your </w:t>
+      </w:r>
+      <w:r>
+        <w:rPr>
+          <w:sz w:val="28"/>
+          <w:szCs w:val="28"/>
+        </w:rPr>
+        <w:t>Name or Go Back</w:t>
+      </w:r>
+    </w:p>
+    <w:p>
+      <w:pPr>
+        <w:spacing w:line="240" w:lineRule="auto"/>
+        <w:rPr>
+          <w:b/>
+          <w:bCs/>
+          <w:sz w:val="28"/>
+          <w:szCs w:val="28"/>
+        </w:rPr>
+      </w:pPr>
+      <w:r>
+        <w:rPr>
+          <w:b/>
+          <w:bCs/>
+          <w:sz w:val="28"/>
+          <w:szCs w:val="28"/>
+        </w:rPr>
+        <w:t>Difficulty Selection</w:t>
+      </w:r>
+    </w:p>
+    <w:p>
+      <w:pPr>
         <w:numPr>
           <w:ilvl w:val="0"/>
-          <w:numId w:val="2"/>
+          <w:numId w:val="14"/>
         </w:numPr>
-        <w:rPr>
-          <w:sz w:val="28"/>
-          <w:szCs w:val="28"/>
-        </w:rPr>
-      </w:pPr>
-      <w:r>
-        <w:rPr>
-          <w:sz w:val="28"/>
-          <w:szCs w:val="28"/>
-        </w:rPr>
-        <w:t xml:space="preserve">Prompt: Enter your </w:t>
-      </w:r>
-      <w:r>
+        <w:spacing w:line="240" w:lineRule="auto"/>
+        <w:rPr>
+          <w:sz w:val="28"/>
+          <w:szCs w:val="28"/>
+        </w:rPr>
+      </w:pPr>
+      <w:r>
+        <w:rPr>
+          <w:sz w:val="28"/>
+          <w:szCs w:val="28"/>
+        </w:rPr>
+        <w:t>Medium</w:t>
+      </w:r>
+    </w:p>
+    <w:p>
+      <w:pPr>
+        <w:numPr>
+          <w:ilvl w:val="0"/>
+          <w:numId w:val="14"/>
+        </w:numPr>
+        <w:spacing w:line="240" w:lineRule="auto"/>
+        <w:rPr>
+          <w:sz w:val="28"/>
+          <w:szCs w:val="28"/>
+        </w:rPr>
+      </w:pPr>
+      <w:r>
+        <w:rPr>
+          <w:sz w:val="28"/>
+          <w:szCs w:val="28"/>
+        </w:rPr>
+        <w:t>Hard</w:t>
+      </w:r>
+    </w:p>
+    <w:p>
+      <w:pPr>
+        <w:numPr>
+          <w:ilvl w:val="0"/>
+          <w:numId w:val="14"/>
+        </w:numPr>
+        <w:spacing w:line="240" w:lineRule="auto"/>
+        <w:rPr>
+          <w:sz w:val="28"/>
+          <w:szCs w:val="28"/>
+        </w:rPr>
+      </w:pPr>
+      <w:r>
+        <w:rPr>
+          <w:sz w:val="28"/>
+          <w:szCs w:val="28"/>
+        </w:rPr>
+        <w:t>Go Back</w:t>
+      </w:r>
+    </w:p>
+    <w:p>
+      <w:pPr>
         <w:rPr>
           <w:b/>
           <w:bCs/>
           <w:sz w:val="28"/>
           <w:szCs w:val="28"/>
         </w:rPr>
-        <w:t>Name</w:t>
-      </w:r>
-      <w:r>
-        <w:rPr>
-          <w:sz w:val="28"/>
-          <w:szCs w:val="28"/>
-        </w:rPr>
-        <w:t xml:space="preserve"> or </w:t>
-      </w:r>
+      </w:pPr>
       <w:r>
         <w:rPr>
           <w:b/>
@@ -138,11 +221,270 @@
           <w:sz w:val="28"/>
           <w:szCs w:val="28"/>
         </w:rPr>
-        <w:t>Go Back</w:t>
+        <w:t>Gameplay Structure</w:t>
       </w:r>
     </w:p>
     <w:p>
       <w:pPr>
+        <w:pStyle w:val="ListParagraph"/>
+        <w:numPr>
+          <w:ilvl w:val="0"/>
+          <w:numId w:val="15"/>
+        </w:numPr>
+        <w:spacing w:line="240" w:lineRule="auto"/>
+        <w:rPr>
+          <w:sz w:val="28"/>
+          <w:szCs w:val="28"/>
+        </w:rPr>
+      </w:pPr>
+      <w:r>
+        <w:rPr>
+          <w:sz w:val="28"/>
+          <w:szCs w:val="28"/>
+        </w:rPr>
+        <w:t>Total Levels: 4</w:t>
+      </w:r>
+    </w:p>
+    <w:p>
+      <w:pPr>
+        <w:pStyle w:val="ListParagraph"/>
+        <w:numPr>
+          <w:ilvl w:val="0"/>
+          <w:numId w:val="15"/>
+        </w:numPr>
+        <w:spacing w:line="240" w:lineRule="auto"/>
+        <w:rPr>
+          <w:sz w:val="28"/>
+          <w:szCs w:val="28"/>
+        </w:rPr>
+      </w:pPr>
+      <w:r>
+        <w:rPr>
+          <w:sz w:val="28"/>
+          <w:szCs w:val="28"/>
+        </w:rPr>
+        <w:t>Total Vaults in each level: 5</w:t>
+      </w:r>
+    </w:p>
+    <w:p>
+      <w:pPr>
+        <w:pStyle w:val="ListParagraph"/>
+        <w:numPr>
+          <w:ilvl w:val="0"/>
+          <w:numId w:val="15"/>
+        </w:numPr>
+        <w:spacing w:line="240" w:lineRule="auto"/>
+        <w:rPr>
+          <w:sz w:val="28"/>
+          <w:szCs w:val="28"/>
+        </w:rPr>
+      </w:pPr>
+      <w:r>
+        <w:rPr>
+          <w:sz w:val="28"/>
+          <w:szCs w:val="28"/>
+        </w:rPr>
+        <w:t xml:space="preserve">Select 1 crypt from </w:t>
+      </w:r>
+      <w:r>
+        <w:rPr>
+          <w:sz w:val="28"/>
+          <w:szCs w:val="28"/>
+        </w:rPr>
+        <w:t>5 vaults</w:t>
+      </w:r>
+      <w:r>
+        <w:rPr>
+          <w:sz w:val="28"/>
+          <w:szCs w:val="28"/>
+        </w:rPr>
+        <w:t>.</w:t>
+      </w:r>
+    </w:p>
+    <w:p>
+      <w:pPr>
+        <w:pStyle w:val="ListParagraph"/>
+        <w:numPr>
+          <w:ilvl w:val="0"/>
+          <w:numId w:val="15"/>
+        </w:numPr>
+        <w:spacing w:line="240" w:lineRule="auto"/>
+        <w:rPr>
+          <w:sz w:val="28"/>
+          <w:szCs w:val="28"/>
+        </w:rPr>
+      </w:pPr>
+      <w:r>
+        <w:rPr>
+          <w:sz w:val="28"/>
+          <w:szCs w:val="28"/>
+        </w:rPr>
+        <w:t>To level up, defeat the Boss.</w:t>
+      </w:r>
+    </w:p>
+    <w:p>
+      <w:pPr>
+        <w:pStyle w:val="ListParagraph"/>
+        <w:numPr>
+          <w:ilvl w:val="0"/>
+          <w:numId w:val="15"/>
+        </w:numPr>
+        <w:spacing w:line="240" w:lineRule="auto"/>
+        <w:rPr>
+          <w:sz w:val="28"/>
+          <w:szCs w:val="28"/>
+        </w:rPr>
+      </w:pPr>
+      <w:r>
+        <w:rPr>
+          <w:sz w:val="28"/>
+          <w:szCs w:val="28"/>
+        </w:rPr>
+        <w:t xml:space="preserve">Before facing boss </w:t>
+      </w:r>
+      <w:r>
+        <w:rPr>
+          <w:sz w:val="28"/>
+          <w:szCs w:val="28"/>
+        </w:rPr>
+        <w:t>at</w:t>
+      </w:r>
+      <w:r>
+        <w:rPr>
+          <w:sz w:val="28"/>
+          <w:szCs w:val="28"/>
+        </w:rPr>
+        <w:t xml:space="preserve"> each level</w:t>
+      </w:r>
+      <w:r>
+        <w:rPr>
+          <w:sz w:val="28"/>
+          <w:szCs w:val="28"/>
+        </w:rPr>
+        <w:t xml:space="preserve">, players can </w:t>
+      </w:r>
+      <w:r>
+        <w:rPr>
+          <w:sz w:val="28"/>
+          <w:szCs w:val="28"/>
+        </w:rPr>
+        <w:t>talk to the merchant</w:t>
+      </w:r>
+      <w:r>
+        <w:rPr>
+          <w:sz w:val="28"/>
+          <w:szCs w:val="28"/>
+        </w:rPr>
+        <w:t>.</w:t>
+      </w:r>
+    </w:p>
+    <w:p>
+      <w:pPr>
+        <w:pStyle w:val="ListParagraph"/>
+        <w:numPr>
+          <w:ilvl w:val="0"/>
+          <w:numId w:val="15"/>
+        </w:numPr>
+        <w:spacing w:line="240" w:lineRule="auto"/>
+        <w:rPr>
+          <w:sz w:val="28"/>
+          <w:szCs w:val="28"/>
+        </w:rPr>
+      </w:pPr>
+      <w:r>
+        <w:rPr>
+          <w:sz w:val="28"/>
+          <w:szCs w:val="28"/>
+        </w:rPr>
+        <w:t>Boss</w:t>
+      </w:r>
+      <w:r>
+        <w:rPr>
+          <w:sz w:val="28"/>
+          <w:szCs w:val="28"/>
+        </w:rPr>
+        <w:t xml:space="preserve"> vault</w:t>
+      </w:r>
+      <w:r>
+        <w:rPr>
+          <w:sz w:val="28"/>
+          <w:szCs w:val="28"/>
+        </w:rPr>
+        <w:t xml:space="preserve"> (not in 1 to </w:t>
+      </w:r>
+      <w:r>
+        <w:rPr>
+          <w:sz w:val="28"/>
+          <w:szCs w:val="28"/>
+        </w:rPr>
+        <w:t>5</w:t>
+      </w:r>
+      <w:r>
+        <w:rPr>
+          <w:sz w:val="28"/>
+          <w:szCs w:val="28"/>
+        </w:rPr>
+        <w:t>)</w:t>
+      </w:r>
+      <w:r>
+        <w:rPr>
+          <w:sz w:val="28"/>
+          <w:szCs w:val="28"/>
+        </w:rPr>
+        <w:t xml:space="preserve"> unlocks after clearing</w:t>
+      </w:r>
+      <w:r>
+        <w:rPr>
+          <w:sz w:val="28"/>
+          <w:szCs w:val="28"/>
+        </w:rPr>
+        <w:t xml:space="preserve"> all the vaults in the level.</w:t>
+      </w:r>
+    </w:p>
+    <w:p>
+      <w:pPr>
+        <w:pStyle w:val="ListParagraph"/>
+        <w:numPr>
+          <w:ilvl w:val="0"/>
+          <w:numId w:val="15"/>
+        </w:numPr>
+        <w:spacing w:line="240" w:lineRule="auto"/>
+        <w:rPr>
+          <w:sz w:val="28"/>
+          <w:szCs w:val="28"/>
+        </w:rPr>
+      </w:pPr>
+      <w:r>
+        <w:rPr>
+          <w:sz w:val="28"/>
+          <w:szCs w:val="28"/>
+        </w:rPr>
+        <w:t>Clear all levels and face the final boss.</w:t>
+      </w:r>
+    </w:p>
+    <w:p>
+      <w:pPr>
+        <w:pStyle w:val="ListParagraph"/>
+        <w:numPr>
+          <w:ilvl w:val="0"/>
+          <w:numId w:val="15"/>
+        </w:numPr>
+        <w:spacing w:line="240" w:lineRule="auto"/>
+        <w:rPr>
+          <w:sz w:val="28"/>
+          <w:szCs w:val="28"/>
+        </w:rPr>
+      </w:pPr>
+      <w:r>
+        <w:rPr>
+          <w:sz w:val="28"/>
+          <w:szCs w:val="28"/>
+        </w:rPr>
+        <w:t>Defeat the final boss and win the game.</w:t>
+      </w:r>
+    </w:p>
+    <w:p>
+      <w:pPr>
         <w:rPr>
           <w:b/>
           <w:bCs/>
@@ -157,374 +499,16 @@
           <w:sz w:val="28"/>
           <w:szCs w:val="28"/>
         </w:rPr>
-        <w:t>Difficulty Selection</w:t>
-      </w:r>
-    </w:p>
-    <w:p>
-      <w:pPr>
-        <w:numPr>
-          <w:ilvl w:val="0"/>
-          <w:numId w:val="3"/>
-        </w:numPr>
-        <w:rPr>
-          <w:sz w:val="28"/>
-          <w:szCs w:val="28"/>
-        </w:rPr>
-      </w:pPr>
-      <w:r>
-        <w:rPr>
-          <w:sz w:val="28"/>
-          <w:szCs w:val="28"/>
-        </w:rPr>
-        <w:t>Medium</w:t>
-      </w:r>
-    </w:p>
-    <w:p>
-      <w:pPr>
-        <w:numPr>
-          <w:ilvl w:val="0"/>
-          <w:numId w:val="3"/>
-        </w:numPr>
-        <w:rPr>
-          <w:sz w:val="28"/>
-          <w:szCs w:val="28"/>
-        </w:rPr>
-      </w:pPr>
-      <w:r>
-        <w:rPr>
-          <w:sz w:val="28"/>
-          <w:szCs w:val="28"/>
-        </w:rPr>
-        <w:t>Hard</w:t>
-      </w:r>
-    </w:p>
-    <w:p>
-      <w:pPr>
-        <w:numPr>
-          <w:ilvl w:val="0"/>
-          <w:numId w:val="3"/>
-        </w:numPr>
-        <w:rPr>
-          <w:sz w:val="28"/>
-          <w:szCs w:val="28"/>
-        </w:rPr>
-      </w:pPr>
-      <w:r>
-        <w:rPr>
-          <w:sz w:val="28"/>
-          <w:szCs w:val="28"/>
-        </w:rPr>
-        <w:t>Go Back</w:t>
-      </w:r>
-    </w:p>
-    <w:p>
-      <w:pPr>
+        <w:t xml:space="preserve">Vault </w:t>
+      </w:r>
+      <w:r>
         <w:rPr>
           <w:b/>
           <w:bCs/>
           <w:sz w:val="28"/>
           <w:szCs w:val="28"/>
         </w:rPr>
-      </w:pPr>
-      <w:r>
-        <w:rPr>
-          <w:b/>
-          <w:bCs/>
-          <w:sz w:val="28"/>
-          <w:szCs w:val="28"/>
-        </w:rPr>
-        <w:t>Gameplay Structure</w:t>
-      </w:r>
-    </w:p>
-    <w:p>
-      <w:pPr>
-        <w:rPr>
-          <w:b/>
-          <w:bCs/>
-          <w:sz w:val="28"/>
-          <w:szCs w:val="28"/>
-        </w:rPr>
-      </w:pPr>
-      <w:r>
-        <w:rPr>
-          <w:b/>
-          <w:bCs/>
-          <w:sz w:val="28"/>
-          <w:szCs w:val="28"/>
-        </w:rPr>
-        <w:t>Levels</w:t>
-      </w:r>
-    </w:p>
-    <w:p>
-      <w:pPr>
-        <w:numPr>
-          <w:ilvl w:val="0"/>
-          <w:numId w:val="4"/>
-        </w:numPr>
-        <w:rPr>
-          <w:sz w:val="28"/>
-          <w:szCs w:val="28"/>
-        </w:rPr>
-      </w:pPr>
-      <w:r>
-        <w:rPr>
-          <w:b/>
-          <w:bCs/>
-          <w:sz w:val="28"/>
-          <w:szCs w:val="28"/>
-        </w:rPr>
-        <w:t>Levels 1–4</w:t>
-      </w:r>
-    </w:p>
-    <w:p>
-      <w:pPr>
-        <w:numPr>
-          <w:ilvl w:val="1"/>
-          <w:numId w:val="4"/>
-        </w:numPr>
-        <w:rPr>
-          <w:sz w:val="28"/>
-          <w:szCs w:val="28"/>
-        </w:rPr>
-      </w:pPr>
-      <w:r>
-        <w:rPr>
-          <w:sz w:val="28"/>
-          <w:szCs w:val="28"/>
-        </w:rPr>
-        <w:t xml:space="preserve">Select </w:t>
-      </w:r>
-      <w:r>
-        <w:rPr>
-          <w:b/>
-          <w:bCs/>
-          <w:sz w:val="28"/>
-          <w:szCs w:val="28"/>
-        </w:rPr>
-        <w:t>1 crypt</w:t>
-      </w:r>
-      <w:r>
-        <w:rPr>
-          <w:sz w:val="28"/>
-          <w:szCs w:val="28"/>
-        </w:rPr>
-        <w:t xml:space="preserve"> from </w:t>
-      </w:r>
-      <w:r>
-        <w:rPr>
-          <w:b/>
-          <w:bCs/>
-          <w:sz w:val="28"/>
-          <w:szCs w:val="28"/>
-        </w:rPr>
-        <w:t>9 shadowed crypts</w:t>
-      </w:r>
-      <w:r>
-        <w:rPr>
-          <w:sz w:val="28"/>
-          <w:szCs w:val="28"/>
-        </w:rPr>
-        <w:t>.</w:t>
-      </w:r>
-    </w:p>
-    <w:p>
-      <w:pPr>
-        <w:numPr>
-          <w:ilvl w:val="1"/>
-          <w:numId w:val="4"/>
-        </w:numPr>
-        <w:rPr>
-          <w:sz w:val="28"/>
-          <w:szCs w:val="28"/>
-        </w:rPr>
-      </w:pPr>
-      <w:r>
-        <w:rPr>
-          <w:sz w:val="28"/>
-          <w:szCs w:val="28"/>
-        </w:rPr>
-        <w:t xml:space="preserve">To level up, defeat the </w:t>
-      </w:r>
-      <w:r>
-        <w:rPr>
-          <w:b/>
-          <w:bCs/>
-          <w:sz w:val="28"/>
-          <w:szCs w:val="28"/>
-        </w:rPr>
-        <w:t>Boss</w:t>
-      </w:r>
-      <w:r>
-        <w:rPr>
-          <w:sz w:val="28"/>
-          <w:szCs w:val="28"/>
-        </w:rPr>
-        <w:t>.</w:t>
-      </w:r>
-    </w:p>
-    <w:p>
-      <w:pPr>
-        <w:numPr>
-          <w:ilvl w:val="1"/>
-          <w:numId w:val="4"/>
-        </w:numPr>
-        <w:rPr>
-          <w:sz w:val="28"/>
-          <w:szCs w:val="28"/>
-        </w:rPr>
-      </w:pPr>
-      <w:r>
-        <w:rPr>
-          <w:b/>
-          <w:bCs/>
-          <w:sz w:val="28"/>
-          <w:szCs w:val="28"/>
-        </w:rPr>
-        <w:t>Boss crypt</w:t>
-      </w:r>
-      <w:r>
-        <w:rPr>
-          <w:b/>
-          <w:bCs/>
-          <w:sz w:val="28"/>
-          <w:szCs w:val="28"/>
-        </w:rPr>
-        <w:t xml:space="preserve"> (not in 1 to 9)</w:t>
-      </w:r>
-      <w:r>
-        <w:rPr>
-          <w:b/>
-          <w:bCs/>
-          <w:sz w:val="28"/>
-          <w:szCs w:val="28"/>
-        </w:rPr>
-        <w:t xml:space="preserve"> unlocks after clearing:</w:t>
-      </w:r>
-    </w:p>
-    <w:p>
-      <w:pPr>
-        <w:numPr>
-          <w:ilvl w:val="2"/>
-          <w:numId w:val="4"/>
-        </w:numPr>
-        <w:rPr>
-          <w:sz w:val="28"/>
-          <w:szCs w:val="28"/>
-        </w:rPr>
-      </w:pPr>
-      <w:r>
-        <w:rPr>
-          <w:sz w:val="28"/>
-          <w:szCs w:val="28"/>
-        </w:rPr>
-        <w:t>5 crypts (Medium difficulty)</w:t>
-      </w:r>
-    </w:p>
-    <w:p>
-      <w:pPr>
-        <w:numPr>
-          <w:ilvl w:val="2"/>
-          <w:numId w:val="4"/>
-        </w:numPr>
-        <w:rPr>
-          <w:sz w:val="28"/>
-          <w:szCs w:val="28"/>
-        </w:rPr>
-      </w:pPr>
-      <w:r>
-        <w:rPr>
-          <w:sz w:val="28"/>
-          <w:szCs w:val="28"/>
-        </w:rPr>
-        <w:t>6 crypts (Hard difficulty)</w:t>
-      </w:r>
-    </w:p>
-    <w:p>
-      <w:pPr>
-        <w:numPr>
-          <w:ilvl w:val="2"/>
-          <w:numId w:val="4"/>
-        </w:numPr>
-        <w:rPr>
-          <w:sz w:val="28"/>
-          <w:szCs w:val="28"/>
-        </w:rPr>
-      </w:pPr>
-      <w:r>
-        <w:rPr>
-          <w:sz w:val="28"/>
-          <w:szCs w:val="28"/>
-        </w:rPr>
-        <w:t>Player can decide whether to face the boss or explore rest crypts.</w:t>
-      </w:r>
-    </w:p>
-    <w:p>
-      <w:pPr>
-        <w:ind w:firstLine="720"/>
-        <w:rPr>
-          <w:sz w:val="28"/>
-          <w:szCs w:val="28"/>
-        </w:rPr>
-      </w:pPr>
-      <w:r>
-        <w:rPr>
-          <w:b/>
-          <w:bCs/>
-          <w:sz w:val="28"/>
-          <w:szCs w:val="28"/>
-        </w:rPr>
-        <w:t>Level 5</w:t>
-      </w:r>
-      <w:r>
-        <w:rPr>
-          <w:b/>
-          <w:bCs/>
-          <w:sz w:val="28"/>
-          <w:szCs w:val="28"/>
-        </w:rPr>
-        <w:t xml:space="preserve">: </w:t>
-      </w:r>
-      <w:r>
-        <w:rPr>
-          <w:sz w:val="28"/>
-          <w:szCs w:val="28"/>
-        </w:rPr>
-        <w:t xml:space="preserve">Only one crypt: the </w:t>
-      </w:r>
-      <w:r>
-        <w:rPr>
-          <w:b/>
-          <w:bCs/>
-          <w:sz w:val="28"/>
-          <w:szCs w:val="28"/>
-        </w:rPr>
-        <w:t>Final Boss</w:t>
-      </w:r>
-      <w:r>
-        <w:rPr>
-          <w:sz w:val="28"/>
-          <w:szCs w:val="28"/>
-        </w:rPr>
-        <w:t>.</w:t>
-      </w:r>
-    </w:p>
-    <w:p>
-      <w:pPr>
-        <w:rPr>
-          <w:b/>
-          <w:bCs/>
-          <w:sz w:val="28"/>
-          <w:szCs w:val="28"/>
-        </w:rPr>
-      </w:pPr>
-      <w:r>
-        <w:rPr>
-          <w:b/>
-          <w:bCs/>
-          <w:sz w:val="28"/>
-          <w:szCs w:val="28"/>
-        </w:rPr>
-        <w:t>Crypt Distribution (per level)</w:t>
+        <w:t>Distribution (per level)</w:t>
       </w:r>
     </w:p>
     <w:p>
@@ -533,33 +517,25 @@
           <w:ilvl w:val="0"/>
           <w:numId w:val="5"/>
         </w:numPr>
-        <w:rPr>
-          <w:sz w:val="28"/>
-          <w:szCs w:val="28"/>
-        </w:rPr>
-      </w:pPr>
-      <w:r>
-        <w:rPr>
-          <w:sz w:val="28"/>
-          <w:szCs w:val="28"/>
-        </w:rPr>
-        <w:t xml:space="preserve">2 crypts → </w:t>
-      </w:r>
-      <w:r>
-        <w:rPr>
-          <w:b/>
-          <w:bCs/>
-          <w:sz w:val="28"/>
-          <w:szCs w:val="28"/>
-        </w:rPr>
-        <w:t>Treasure chest</w:t>
-      </w:r>
-      <w:r>
-        <w:rPr>
-          <w:sz w:val="28"/>
-          <w:szCs w:val="28"/>
-        </w:rPr>
-        <w:t xml:space="preserve"> (1 each)</w:t>
+        <w:spacing w:line="240" w:lineRule="auto"/>
+        <w:rPr>
+          <w:sz w:val="28"/>
+          <w:szCs w:val="28"/>
+        </w:rPr>
+      </w:pPr>
+      <w:r>
+        <w:rPr>
+          <w:sz w:val="28"/>
+          <w:szCs w:val="28"/>
+        </w:rPr>
+        <w:t xml:space="preserve">Treasure chest </w:t>
+      </w:r>
+      <w:r>
+        <w:rPr>
+          <w:sz w:val="28"/>
+          <w:szCs w:val="28"/>
+        </w:rPr>
+        <w:t>worth 2000</w:t>
       </w:r>
     </w:p>
     <w:p>
@@ -568,33 +544,25 @@
           <w:ilvl w:val="0"/>
           <w:numId w:val="5"/>
         </w:numPr>
-        <w:rPr>
-          <w:sz w:val="28"/>
-          <w:szCs w:val="28"/>
-        </w:rPr>
-      </w:pPr>
-      <w:r>
-        <w:rPr>
-          <w:sz w:val="28"/>
-          <w:szCs w:val="28"/>
-        </w:rPr>
-        <w:t xml:space="preserve">2 crypts → </w:t>
-      </w:r>
-      <w:r>
-        <w:rPr>
-          <w:b/>
-          <w:bCs/>
-          <w:sz w:val="28"/>
-          <w:szCs w:val="28"/>
-        </w:rPr>
-        <w:t>Herb</w:t>
-      </w:r>
-      <w:r>
-        <w:rPr>
-          <w:sz w:val="28"/>
-          <w:szCs w:val="28"/>
-        </w:rPr>
-        <w:t xml:space="preserve"> (1 each)</w:t>
+        <w:spacing w:line="240" w:lineRule="auto"/>
+        <w:rPr>
+          <w:sz w:val="28"/>
+          <w:szCs w:val="28"/>
+        </w:rPr>
+      </w:pPr>
+      <w:r>
+        <w:rPr>
+          <w:sz w:val="28"/>
+          <w:szCs w:val="28"/>
+        </w:rPr>
+        <w:t xml:space="preserve">Herb </w:t>
+      </w:r>
+      <w:r>
+        <w:rPr>
+          <w:sz w:val="28"/>
+          <w:szCs w:val="28"/>
+        </w:rPr>
+        <w:t>worth 50 Health Points</w:t>
       </w:r>
     </w:p>
     <w:p>
@@ -603,22 +571,14 @@
           <w:ilvl w:val="0"/>
           <w:numId w:val="5"/>
         </w:numPr>
-        <w:rPr>
-          <w:sz w:val="28"/>
-          <w:szCs w:val="28"/>
-        </w:rPr>
-      </w:pPr>
-      <w:r>
-        <w:rPr>
-          <w:sz w:val="28"/>
-          <w:szCs w:val="28"/>
-        </w:rPr>
-        <w:t xml:space="preserve">1 crypt → </w:t>
-      </w:r>
-      <w:r>
-        <w:rPr>
-          <w:b/>
-          <w:bCs/>
+        <w:spacing w:line="240" w:lineRule="auto"/>
+        <w:rPr>
+          <w:sz w:val="28"/>
+          <w:szCs w:val="28"/>
+        </w:rPr>
+      </w:pPr>
+      <w:r>
+        <w:rPr>
           <w:sz w:val="28"/>
           <w:szCs w:val="28"/>
         </w:rPr>
@@ -631,26 +591,32 @@
           <w:ilvl w:val="0"/>
           <w:numId w:val="5"/>
         </w:numPr>
-        <w:rPr>
-          <w:sz w:val="28"/>
-          <w:szCs w:val="28"/>
-        </w:rPr>
-      </w:pPr>
-      <w:r>
-        <w:rPr>
-          <w:sz w:val="28"/>
-          <w:szCs w:val="28"/>
-        </w:rPr>
-        <w:t xml:space="preserve">4 crypts → </w:t>
-      </w:r>
-      <w:r>
-        <w:rPr>
-          <w:b/>
-          <w:bCs/>
-          <w:sz w:val="28"/>
-          <w:szCs w:val="28"/>
-        </w:rPr>
-        <w:t>Regular enemy</w:t>
+        <w:spacing w:line="240" w:lineRule="auto"/>
+        <w:rPr>
+          <w:sz w:val="28"/>
+          <w:szCs w:val="28"/>
+        </w:rPr>
+      </w:pPr>
+      <w:r>
+        <w:rPr>
+          <w:sz w:val="28"/>
+          <w:szCs w:val="28"/>
+        </w:rPr>
+        <w:t xml:space="preserve">2 </w:t>
+      </w:r>
+      <w:r>
+        <w:rPr>
+          <w:sz w:val="28"/>
+          <w:szCs w:val="28"/>
+        </w:rPr>
+        <w:t>Regular enem</w:t>
+      </w:r>
+      <w:r>
+        <w:rPr>
+          <w:sz w:val="28"/>
+          <w:szCs w:val="28"/>
+        </w:rPr>
+        <w:t>ies</w:t>
       </w:r>
     </w:p>
     <w:p>
@@ -699,6 +665,7 @@
           <w:ilvl w:val="1"/>
           <w:numId w:val="6"/>
         </w:numPr>
+        <w:spacing w:line="240" w:lineRule="auto"/>
         <w:rPr>
           <w:sz w:val="28"/>
           <w:szCs w:val="28"/>
@@ -718,6 +685,7 @@
           <w:ilvl w:val="1"/>
           <w:numId w:val="6"/>
         </w:numPr>
+        <w:spacing w:line="240" w:lineRule="auto"/>
         <w:rPr>
           <w:sz w:val="28"/>
           <w:szCs w:val="28"/>
@@ -746,6 +714,7 @@
           <w:ilvl w:val="1"/>
           <w:numId w:val="6"/>
         </w:numPr>
+        <w:spacing w:line="240" w:lineRule="auto"/>
         <w:rPr>
           <w:sz w:val="28"/>
           <w:szCs w:val="28"/>
@@ -777,7 +746,6 @@
           <w:sz w:val="28"/>
           <w:szCs w:val="28"/>
         </w:rPr>
-        <w:lastRenderedPageBreak/>
         <w:t>Default Inventory:</w:t>
       </w:r>
     </w:p>
@@ -787,6 +755,7 @@
           <w:ilvl w:val="1"/>
           <w:numId w:val="6"/>
         </w:numPr>
+        <w:spacing w:line="240" w:lineRule="auto"/>
         <w:rPr>
           <w:sz w:val="28"/>
           <w:szCs w:val="28"/>
@@ -806,6 +775,7 @@
           <w:ilvl w:val="1"/>
           <w:numId w:val="6"/>
         </w:numPr>
+        <w:spacing w:line="240" w:lineRule="auto"/>
         <w:rPr>
           <w:sz w:val="28"/>
           <w:szCs w:val="28"/>
@@ -824,6 +794,13 @@
           <w:szCs w:val="28"/>
         </w:rPr>
         <w:t xml:space="preserve"> Herb</w:t>
+      </w:r>
+      <w:r>
+        <w:rPr>
+          <w:sz w:val="28"/>
+          <w:szCs w:val="28"/>
+        </w:rPr>
+        <w:t>s</w:t>
       </w:r>
     </w:p>
     <w:p>
@@ -863,75 +840,17 @@
           <w:sz w:val="28"/>
           <w:szCs w:val="28"/>
         </w:rPr>
-        <w:t xml:space="preserve">Max </w:t>
-      </w:r>
-      <w:r>
-        <w:rPr>
-          <w:b/>
-          <w:bCs/>
-          <w:sz w:val="28"/>
-          <w:szCs w:val="28"/>
-        </w:rPr>
-        <w:t>5 items</w:t>
+        <w:t xml:space="preserve">4 Slots, (can stack 2 herbs in one slot) </w:t>
       </w:r>
     </w:p>
     <w:p>
       <w:pPr>
-        <w:numPr>
-          <w:ilvl w:val="1"/>
-          <w:numId w:val="6"/>
-        </w:numPr>
-        <w:rPr>
-          <w:sz w:val="28"/>
-          <w:szCs w:val="28"/>
-        </w:rPr>
-      </w:pPr>
-      <w:r>
-        <w:rPr>
-          <w:sz w:val="28"/>
-          <w:szCs w:val="28"/>
-        </w:rPr>
-        <w:t xml:space="preserve">Item set count as </w:t>
-      </w:r>
-      <w:r>
-        <w:rPr>
-          <w:b/>
-          <w:bCs/>
-          <w:sz w:val="28"/>
-          <w:szCs w:val="28"/>
-        </w:rPr>
-        <w:t>1 slot</w:t>
-      </w:r>
-      <w:r>
-        <w:rPr>
-          <w:sz w:val="28"/>
-          <w:szCs w:val="28"/>
-        </w:rPr>
-        <w:t>:</w:t>
-      </w:r>
-      <w:r>
-        <w:rPr>
-          <w:sz w:val="28"/>
-          <w:szCs w:val="28"/>
-        </w:rPr>
-        <w:t xml:space="preserve"> </w:t>
-      </w:r>
-      <w:r>
-        <w:rPr>
-          <w:sz w:val="28"/>
-          <w:szCs w:val="28"/>
-        </w:rPr>
-        <w:t xml:space="preserve">2 herbs = 1 </w:t>
-      </w:r>
-      <w:proofErr w:type="gramStart"/>
-      <w:r>
-        <w:rPr>
-          <w:sz w:val="28"/>
-          <w:szCs w:val="28"/>
-        </w:rPr>
-        <w:t>slot</w:t>
-      </w:r>
-      <w:proofErr w:type="gramEnd"/>
+        <w:ind w:left="1440"/>
+        <w:rPr>
+          <w:sz w:val="28"/>
+          <w:szCs w:val="28"/>
+        </w:rPr>
+      </w:pPr>
     </w:p>
     <w:tbl>
       <w:tblPr>
@@ -1082,12 +1001,16 @@
             <w:pPr>
               <w:spacing w:after="160" w:line="278" w:lineRule="auto"/>
               <w:rPr>
+                <w:b w:val="0"/>
+                <w:bCs w:val="0"/>
                 <w:sz w:val="28"/>
                 <w:szCs w:val="28"/>
               </w:rPr>
             </w:pPr>
             <w:r>
               <w:rPr>
+                <w:b w:val="0"/>
+                <w:bCs w:val="0"/>
                 <w:sz w:val="28"/>
                 <w:szCs w:val="28"/>
               </w:rPr>
@@ -1202,12 +1125,16 @@
             <w:pPr>
               <w:spacing w:after="160" w:line="278" w:lineRule="auto"/>
               <w:rPr>
+                <w:b w:val="0"/>
+                <w:bCs w:val="0"/>
                 <w:sz w:val="28"/>
                 <w:szCs w:val="28"/>
               </w:rPr>
             </w:pPr>
             <w:r>
               <w:rPr>
+                <w:b w:val="0"/>
+                <w:bCs w:val="0"/>
                 <w:sz w:val="28"/>
                 <w:szCs w:val="28"/>
               </w:rPr>
@@ -1323,12 +1250,16 @@
             <w:pPr>
               <w:spacing w:after="160" w:line="278" w:lineRule="auto"/>
               <w:rPr>
+                <w:b w:val="0"/>
+                <w:bCs w:val="0"/>
                 <w:sz w:val="28"/>
                 <w:szCs w:val="28"/>
               </w:rPr>
             </w:pPr>
             <w:r>
               <w:rPr>
+                <w:b w:val="0"/>
+                <w:bCs w:val="0"/>
                 <w:sz w:val="28"/>
                 <w:szCs w:val="28"/>
               </w:rPr>
@@ -1443,12 +1374,16 @@
             <w:pPr>
               <w:spacing w:after="160" w:line="278" w:lineRule="auto"/>
               <w:rPr>
+                <w:b w:val="0"/>
+                <w:bCs w:val="0"/>
                 <w:sz w:val="28"/>
                 <w:szCs w:val="28"/>
               </w:rPr>
             </w:pPr>
             <w:r>
               <w:rPr>
+                <w:b w:val="0"/>
+                <w:bCs w:val="0"/>
                 <w:sz w:val="28"/>
                 <w:szCs w:val="28"/>
               </w:rPr>
@@ -1550,213 +1485,6 @@
         </w:tc>
       </w:tr>
     </w:tbl>
-    <w:p>
-      <w:pPr>
-        <w:rPr>
-          <w:b/>
-          <w:bCs/>
-          <w:sz w:val="28"/>
-          <w:szCs w:val="28"/>
-        </w:rPr>
-      </w:pPr>
-    </w:p>
-    <w:p>
-      <w:pPr>
-        <w:rPr>
-          <w:b/>
-          <w:bCs/>
-          <w:sz w:val="28"/>
-          <w:szCs w:val="28"/>
-        </w:rPr>
-      </w:pPr>
-      <w:r>
-        <w:rPr>
-          <w:b/>
-          <w:bCs/>
-          <w:sz w:val="28"/>
-          <w:szCs w:val="28"/>
-        </w:rPr>
-        <w:t>Treasure</w:t>
-      </w:r>
-    </w:p>
-    <w:p>
-      <w:pPr>
-        <w:numPr>
-          <w:ilvl w:val="0"/>
-          <w:numId w:val="7"/>
-        </w:numPr>
-        <w:rPr>
-          <w:sz w:val="28"/>
-          <w:szCs w:val="28"/>
-        </w:rPr>
-      </w:pPr>
-      <w:r>
-        <w:rPr>
-          <w:sz w:val="28"/>
-          <w:szCs w:val="28"/>
-        </w:rPr>
-        <w:t xml:space="preserve">Treasure chest value: </w:t>
-      </w:r>
-      <w:r>
-        <w:rPr>
-          <w:b/>
-          <w:bCs/>
-          <w:sz w:val="28"/>
-          <w:szCs w:val="28"/>
-        </w:rPr>
-        <w:t xml:space="preserve">1000 </w:t>
-      </w:r>
-    </w:p>
-    <w:p>
-      <w:pPr>
-        <w:rPr>
-          <w:b/>
-          <w:bCs/>
-          <w:sz w:val="28"/>
-          <w:szCs w:val="28"/>
-        </w:rPr>
-      </w:pPr>
-      <w:r>
-        <w:rPr>
-          <w:b/>
-          <w:bCs/>
-          <w:sz w:val="28"/>
-          <w:szCs w:val="28"/>
-        </w:rPr>
-        <w:t>Health System</w:t>
-      </w:r>
-    </w:p>
-    <w:p>
-      <w:pPr>
-        <w:numPr>
-          <w:ilvl w:val="0"/>
-          <w:numId w:val="11"/>
-        </w:numPr>
-        <w:rPr>
-          <w:sz w:val="28"/>
-          <w:szCs w:val="28"/>
-        </w:rPr>
-      </w:pPr>
-      <w:r>
-        <w:rPr>
-          <w:b/>
-          <w:bCs/>
-          <w:sz w:val="28"/>
-          <w:szCs w:val="28"/>
-        </w:rPr>
-        <w:t>Herb</w:t>
-      </w:r>
-      <w:r>
-        <w:rPr>
-          <w:sz w:val="28"/>
-          <w:szCs w:val="28"/>
-        </w:rPr>
-        <w:t xml:space="preserve"> restores </w:t>
-      </w:r>
-      <w:r>
-        <w:rPr>
-          <w:b/>
-          <w:bCs/>
-          <w:sz w:val="28"/>
-          <w:szCs w:val="28"/>
-        </w:rPr>
-        <w:t>50 HP</w:t>
-      </w:r>
-      <w:r>
-        <w:rPr>
-          <w:sz w:val="28"/>
-          <w:szCs w:val="28"/>
-        </w:rPr>
-        <w:t>.</w:t>
-      </w:r>
-    </w:p>
-    <w:p>
-      <w:pPr>
-        <w:numPr>
-          <w:ilvl w:val="0"/>
-          <w:numId w:val="11"/>
-        </w:numPr>
-        <w:rPr>
-          <w:sz w:val="28"/>
-          <w:szCs w:val="28"/>
-        </w:rPr>
-      </w:pPr>
-      <w:r>
-        <w:rPr>
-          <w:sz w:val="28"/>
-          <w:szCs w:val="28"/>
-        </w:rPr>
-        <w:t xml:space="preserve">HP </w:t>
-      </w:r>
-      <w:r>
-        <w:rPr>
-          <w:sz w:val="28"/>
-          <w:szCs w:val="28"/>
-        </w:rPr>
-        <w:t>cannot exceed 100.</w:t>
-      </w:r>
-    </w:p>
-    <w:p>
-      <w:pPr>
-        <w:rPr>
-          <w:b/>
-          <w:bCs/>
-          <w:sz w:val="28"/>
-          <w:szCs w:val="28"/>
-        </w:rPr>
-      </w:pPr>
-      <w:r>
-        <w:rPr>
-          <w:b/>
-          <w:bCs/>
-          <w:sz w:val="28"/>
-          <w:szCs w:val="28"/>
-        </w:rPr>
-        <w:t>Merchant Interaction</w:t>
-      </w:r>
-    </w:p>
-    <w:p>
-      <w:pPr>
-        <w:numPr>
-          <w:ilvl w:val="0"/>
-          <w:numId w:val="8"/>
-        </w:numPr>
-        <w:rPr>
-          <w:sz w:val="28"/>
-          <w:szCs w:val="28"/>
-        </w:rPr>
-      </w:pPr>
-      <w:r>
-        <w:rPr>
-          <w:sz w:val="28"/>
-          <w:szCs w:val="28"/>
-        </w:rPr>
-        <w:t>Before facing boss of each level</w:t>
-      </w:r>
-      <w:r>
-        <w:rPr>
-          <w:sz w:val="28"/>
-          <w:szCs w:val="28"/>
-        </w:rPr>
-        <w:t xml:space="preserve">, players can </w:t>
-      </w:r>
-      <w:r>
-        <w:rPr>
-          <w:b/>
-          <w:bCs/>
-          <w:sz w:val="28"/>
-          <w:szCs w:val="28"/>
-        </w:rPr>
-        <w:t>talk to the merchant</w:t>
-      </w:r>
-      <w:r>
-        <w:rPr>
-          <w:sz w:val="28"/>
-          <w:szCs w:val="28"/>
-        </w:rPr>
-        <w:t>.</w:t>
-      </w:r>
-    </w:p>
     <w:p>
       <w:pPr>
         <w:rPr>
@@ -1895,12 +1623,16 @@
             <w:pPr>
               <w:spacing w:after="160" w:line="278" w:lineRule="auto"/>
               <w:rPr>
+                <w:b w:val="0"/>
+                <w:bCs w:val="0"/>
                 <w:sz w:val="28"/>
                 <w:szCs w:val="28"/>
               </w:rPr>
             </w:pPr>
             <w:r>
               <w:rPr>
+                <w:b w:val="0"/>
+                <w:bCs w:val="0"/>
                 <w:sz w:val="28"/>
                 <w:szCs w:val="28"/>
               </w:rPr>
@@ -1990,12 +1722,16 @@
             <w:pPr>
               <w:spacing w:after="160" w:line="278" w:lineRule="auto"/>
               <w:rPr>
+                <w:b w:val="0"/>
+                <w:bCs w:val="0"/>
                 <w:sz w:val="28"/>
                 <w:szCs w:val="28"/>
               </w:rPr>
             </w:pPr>
             <w:r>
               <w:rPr>
+                <w:b w:val="0"/>
+                <w:bCs w:val="0"/>
                 <w:sz w:val="28"/>
                 <w:szCs w:val="28"/>
               </w:rPr>
@@ -2093,12 +1829,16 @@
             <w:pPr>
               <w:spacing w:after="160" w:line="278" w:lineRule="auto"/>
               <w:rPr>
+                <w:b w:val="0"/>
+                <w:bCs w:val="0"/>
                 <w:sz w:val="28"/>
                 <w:szCs w:val="28"/>
               </w:rPr>
             </w:pPr>
             <w:r>
               <w:rPr>
+                <w:b w:val="0"/>
+                <w:bCs w:val="0"/>
                 <w:sz w:val="28"/>
                 <w:szCs w:val="28"/>
               </w:rPr>
@@ -2188,12 +1928,16 @@
             <w:pPr>
               <w:spacing w:after="160" w:line="278" w:lineRule="auto"/>
               <w:rPr>
+                <w:b w:val="0"/>
+                <w:bCs w:val="0"/>
                 <w:sz w:val="28"/>
                 <w:szCs w:val="28"/>
               </w:rPr>
             </w:pPr>
             <w:r>
               <w:rPr>
+                <w:b w:val="0"/>
+                <w:bCs w:val="0"/>
                 <w:sz w:val="28"/>
                 <w:szCs w:val="28"/>
               </w:rPr>
@@ -2291,12 +2035,16 @@
             <w:pPr>
               <w:spacing w:after="160" w:line="278" w:lineRule="auto"/>
               <w:rPr>
+                <w:b w:val="0"/>
+                <w:bCs w:val="0"/>
                 <w:sz w:val="28"/>
                 <w:szCs w:val="28"/>
               </w:rPr>
             </w:pPr>
             <w:r>
               <w:rPr>
+                <w:b w:val="0"/>
+                <w:bCs w:val="0"/>
                 <w:sz w:val="28"/>
                 <w:szCs w:val="28"/>
               </w:rPr>
@@ -2321,7 +2069,21 @@
                 <w:sz w:val="28"/>
                 <w:szCs w:val="28"/>
               </w:rPr>
-              <w:t>Max 6 from the merchant</w:t>
+              <w:t xml:space="preserve">Max </w:t>
+            </w:r>
+            <w:r>
+              <w:rPr>
+                <w:sz w:val="28"/>
+                <w:szCs w:val="28"/>
+              </w:rPr>
+              <w:t>5</w:t>
+            </w:r>
+            <w:r>
+              <w:rPr>
+                <w:sz w:val="28"/>
+                <w:szCs w:val="28"/>
+              </w:rPr>
+              <w:t xml:space="preserve"> from the merchant</w:t>
             </w:r>
           </w:p>
         </w:tc>
@@ -2595,6 +2357,270 @@
     </w:lvl>
   </w:abstractNum>
   <w:abstractNum w:abstractNumId="1" w15:restartNumberingAfterBreak="0">
+    <w:nsid w:val="21D8091A"/>
+    <w:multiLevelType w:val="multilevel"/>
+    <w:tmpl w:val="99B66C46"/>
+    <w:lvl w:ilvl="0">
+      <w:start w:val="1"/>
+      <w:numFmt w:val="bullet"/>
+      <w:lvlText w:val=""/>
+      <w:lvlJc w:val="left"/>
+      <w:pPr>
+        <w:tabs>
+          <w:tab w:val="num" w:pos="720"/>
+        </w:tabs>
+        <w:ind w:left="720" w:hanging="360"/>
+      </w:pPr>
+      <w:rPr>
+        <w:rFonts w:ascii="Symbol" w:hAnsi="Symbol" w:hint="default"/>
+        <w:b w:val="0"/>
+        <w:bCs w:val="0"/>
+        <w:sz w:val="20"/>
+      </w:rPr>
+    </w:lvl>
+    <w:lvl w:ilvl="1" w:tentative="1">
+      <w:start w:val="1"/>
+      <w:numFmt w:val="bullet"/>
+      <w:lvlText w:val="o"/>
+      <w:lvlJc w:val="left"/>
+      <w:pPr>
+        <w:tabs>
+          <w:tab w:val="num" w:pos="1440"/>
+        </w:tabs>
+        <w:ind w:left="1440" w:hanging="360"/>
+      </w:pPr>
+      <w:rPr>
+        <w:rFonts w:ascii="Courier New" w:hAnsi="Courier New" w:hint="default"/>
+        <w:sz w:val="20"/>
+      </w:rPr>
+    </w:lvl>
+    <w:lvl w:ilvl="2" w:tentative="1">
+      <w:start w:val="1"/>
+      <w:numFmt w:val="bullet"/>
+      <w:lvlText w:val=""/>
+      <w:lvlJc w:val="left"/>
+      <w:pPr>
+        <w:tabs>
+          <w:tab w:val="num" w:pos="2160"/>
+        </w:tabs>
+        <w:ind w:left="2160" w:hanging="360"/>
+      </w:pPr>
+      <w:rPr>
+        <w:rFonts w:ascii="Wingdings" w:hAnsi="Wingdings" w:hint="default"/>
+        <w:sz w:val="20"/>
+      </w:rPr>
+    </w:lvl>
+    <w:lvl w:ilvl="3" w:tentative="1">
+      <w:start w:val="1"/>
+      <w:numFmt w:val="bullet"/>
+      <w:lvlText w:val=""/>
+      <w:lvlJc w:val="left"/>
+      <w:pPr>
+        <w:tabs>
+          <w:tab w:val="num" w:pos="2880"/>
+        </w:tabs>
+        <w:ind w:left="2880" w:hanging="360"/>
+      </w:pPr>
+      <w:rPr>
+        <w:rFonts w:ascii="Wingdings" w:hAnsi="Wingdings" w:hint="default"/>
+        <w:sz w:val="20"/>
+      </w:rPr>
+    </w:lvl>
+    <w:lvl w:ilvl="4" w:tentative="1">
+      <w:start w:val="1"/>
+      <w:numFmt w:val="bullet"/>
+      <w:lvlText w:val=""/>
+      <w:lvlJc w:val="left"/>
+      <w:pPr>
+        <w:tabs>
+          <w:tab w:val="num" w:pos="3600"/>
+        </w:tabs>
+        <w:ind w:left="3600" w:hanging="360"/>
+      </w:pPr>
+      <w:rPr>
+        <w:rFonts w:ascii="Wingdings" w:hAnsi="Wingdings" w:hint="default"/>
+        <w:sz w:val="20"/>
+      </w:rPr>
+    </w:lvl>
+    <w:lvl w:ilvl="5" w:tentative="1">
+      <w:start w:val="1"/>
+      <w:numFmt w:val="bullet"/>
+      <w:lvlText w:val=""/>
+      <w:lvlJc w:val="left"/>
+      <w:pPr>
+        <w:tabs>
+          <w:tab w:val="num" w:pos="4320"/>
+        </w:tabs>
+        <w:ind w:left="4320" w:hanging="360"/>
+      </w:pPr>
+      <w:rPr>
+        <w:rFonts w:ascii="Wingdings" w:hAnsi="Wingdings" w:hint="default"/>
+        <w:sz w:val="20"/>
+      </w:rPr>
+    </w:lvl>
+    <w:lvl w:ilvl="6" w:tentative="1">
+      <w:start w:val="1"/>
+      <w:numFmt w:val="bullet"/>
+      <w:lvlText w:val=""/>
+      <w:lvlJc w:val="left"/>
+      <w:pPr>
+        <w:tabs>
+          <w:tab w:val="num" w:pos="5040"/>
+        </w:tabs>
+        <w:ind w:left="5040" w:hanging="360"/>
+      </w:pPr>
+      <w:rPr>
+        <w:rFonts w:ascii="Wingdings" w:hAnsi="Wingdings" w:hint="default"/>
+        <w:sz w:val="20"/>
+      </w:rPr>
+    </w:lvl>
+    <w:lvl w:ilvl="7" w:tentative="1">
+      <w:start w:val="1"/>
+      <w:numFmt w:val="bullet"/>
+      <w:lvlText w:val=""/>
+      <w:lvlJc w:val="left"/>
+      <w:pPr>
+        <w:tabs>
+          <w:tab w:val="num" w:pos="5760"/>
+        </w:tabs>
+        <w:ind w:left="5760" w:hanging="360"/>
+      </w:pPr>
+      <w:rPr>
+        <w:rFonts w:ascii="Wingdings" w:hAnsi="Wingdings" w:hint="default"/>
+        <w:sz w:val="20"/>
+      </w:rPr>
+    </w:lvl>
+    <w:lvl w:ilvl="8" w:tentative="1">
+      <w:start w:val="1"/>
+      <w:numFmt w:val="bullet"/>
+      <w:lvlText w:val=""/>
+      <w:lvlJc w:val="left"/>
+      <w:pPr>
+        <w:tabs>
+          <w:tab w:val="num" w:pos="6480"/>
+        </w:tabs>
+        <w:ind w:left="6480" w:hanging="360"/>
+      </w:pPr>
+      <w:rPr>
+        <w:rFonts w:ascii="Wingdings" w:hAnsi="Wingdings" w:hint="default"/>
+        <w:sz w:val="20"/>
+      </w:rPr>
+    </w:lvl>
+  </w:abstractNum>
+  <w:abstractNum w:abstractNumId="2" w15:restartNumberingAfterBreak="0">
+    <w:nsid w:val="23D138A8"/>
+    <w:multiLevelType w:val="hybridMultilevel"/>
+    <w:tmpl w:val="922E65EA"/>
+    <w:lvl w:ilvl="0" w:tplc="40090001">
+      <w:start w:val="1"/>
+      <w:numFmt w:val="bullet"/>
+      <w:lvlText w:val=""/>
+      <w:lvlJc w:val="left"/>
+      <w:pPr>
+        <w:ind w:left="720" w:hanging="360"/>
+      </w:pPr>
+      <w:rPr>
+        <w:rFonts w:ascii="Symbol" w:hAnsi="Symbol" w:hint="default"/>
+      </w:rPr>
+    </w:lvl>
+    <w:lvl w:ilvl="1" w:tplc="40090003" w:tentative="1">
+      <w:start w:val="1"/>
+      <w:numFmt w:val="bullet"/>
+      <w:lvlText w:val="o"/>
+      <w:lvlJc w:val="left"/>
+      <w:pPr>
+        <w:ind w:left="1440" w:hanging="360"/>
+      </w:pPr>
+      <w:rPr>
+        <w:rFonts w:ascii="Courier New" w:hAnsi="Courier New" w:cs="Courier New" w:hint="default"/>
+      </w:rPr>
+    </w:lvl>
+    <w:lvl w:ilvl="2" w:tplc="40090005" w:tentative="1">
+      <w:start w:val="1"/>
+      <w:numFmt w:val="bullet"/>
+      <w:lvlText w:val=""/>
+      <w:lvlJc w:val="left"/>
+      <w:pPr>
+        <w:ind w:left="2160" w:hanging="360"/>
+      </w:pPr>
+      <w:rPr>
+        <w:rFonts w:ascii="Wingdings" w:hAnsi="Wingdings" w:hint="default"/>
+      </w:rPr>
+    </w:lvl>
+    <w:lvl w:ilvl="3" w:tplc="40090001" w:tentative="1">
+      <w:start w:val="1"/>
+      <w:numFmt w:val="bullet"/>
+      <w:lvlText w:val=""/>
+      <w:lvlJc w:val="left"/>
+      <w:pPr>
+        <w:ind w:left="2880" w:hanging="360"/>
+      </w:pPr>
+      <w:rPr>
+        <w:rFonts w:ascii="Symbol" w:hAnsi="Symbol" w:hint="default"/>
+      </w:rPr>
+    </w:lvl>
+    <w:lvl w:ilvl="4" w:tplc="40090003" w:tentative="1">
+      <w:start w:val="1"/>
+      <w:numFmt w:val="bullet"/>
+      <w:lvlText w:val="o"/>
+      <w:lvlJc w:val="left"/>
+      <w:pPr>
+        <w:ind w:left="3600" w:hanging="360"/>
+      </w:pPr>
+      <w:rPr>
+        <w:rFonts w:ascii="Courier New" w:hAnsi="Courier New" w:cs="Courier New" w:hint="default"/>
+      </w:rPr>
+    </w:lvl>
+    <w:lvl w:ilvl="5" w:tplc="40090005" w:tentative="1">
+      <w:start w:val="1"/>
+      <w:numFmt w:val="bullet"/>
+      <w:lvlText w:val=""/>
+      <w:lvlJc w:val="left"/>
+      <w:pPr>
+        <w:ind w:left="4320" w:hanging="360"/>
+      </w:pPr>
+      <w:rPr>
+        <w:rFonts w:ascii="Wingdings" w:hAnsi="Wingdings" w:hint="default"/>
+      </w:rPr>
+    </w:lvl>
+    <w:lvl w:ilvl="6" w:tplc="40090001" w:tentative="1">
+      <w:start w:val="1"/>
+      <w:numFmt w:val="bullet"/>
+      <w:lvlText w:val=""/>
+      <w:lvlJc w:val="left"/>
+      <w:pPr>
+        <w:ind w:left="5040" w:hanging="360"/>
+      </w:pPr>
+      <w:rPr>
+        <w:rFonts w:ascii="Symbol" w:hAnsi="Symbol" w:hint="default"/>
+      </w:rPr>
+    </w:lvl>
+    <w:lvl w:ilvl="7" w:tplc="40090003" w:tentative="1">
+      <w:start w:val="1"/>
+      <w:numFmt w:val="bullet"/>
+      <w:lvlText w:val="o"/>
+      <w:lvlJc w:val="left"/>
+      <w:pPr>
+        <w:ind w:left="5760" w:hanging="360"/>
+      </w:pPr>
+      <w:rPr>
+        <w:rFonts w:ascii="Courier New" w:hAnsi="Courier New" w:cs="Courier New" w:hint="default"/>
+      </w:rPr>
+    </w:lvl>
+    <w:lvl w:ilvl="8" w:tplc="40090005" w:tentative="1">
+      <w:start w:val="1"/>
+      <w:numFmt w:val="bullet"/>
+      <w:lvlText w:val=""/>
+      <w:lvlJc w:val="left"/>
+      <w:pPr>
+        <w:ind w:left="6480" w:hanging="360"/>
+      </w:pPr>
+      <w:rPr>
+        <w:rFonts w:ascii="Wingdings" w:hAnsi="Wingdings" w:hint="default"/>
+      </w:rPr>
+    </w:lvl>
+  </w:abstractNum>
+  <w:abstractNum w:abstractNumId="3" w15:restartNumberingAfterBreak="0">
     <w:nsid w:val="25544234"/>
     <w:multiLevelType w:val="multilevel"/>
     <w:tmpl w:val="166A4CB4"/>
@@ -2743,7 +2769,7 @@
       </w:rPr>
     </w:lvl>
   </w:abstractNum>
-  <w:abstractNum w:abstractNumId="2" w15:restartNumberingAfterBreak="0">
+  <w:abstractNum w:abstractNumId="4" w15:restartNumberingAfterBreak="0">
     <w:nsid w:val="296F3A1A"/>
     <w:multiLevelType w:val="multilevel"/>
     <w:tmpl w:val="8EB41A04"/>
@@ -2892,7 +2918,7 @@
       </w:rPr>
     </w:lvl>
   </w:abstractNum>
-  <w:abstractNum w:abstractNumId="3" w15:restartNumberingAfterBreak="0">
+  <w:abstractNum w:abstractNumId="5" w15:restartNumberingAfterBreak="0">
     <w:nsid w:val="29D75945"/>
     <w:multiLevelType w:val="multilevel"/>
     <w:tmpl w:val="CB2A8B86"/>
@@ -3041,7 +3067,7 @@
       </w:rPr>
     </w:lvl>
   </w:abstractNum>
-  <w:abstractNum w:abstractNumId="4" w15:restartNumberingAfterBreak="0">
+  <w:abstractNum w:abstractNumId="6" w15:restartNumberingAfterBreak="0">
     <w:nsid w:val="29D86B7E"/>
     <w:multiLevelType w:val="multilevel"/>
     <w:tmpl w:val="3E4A2D66"/>
@@ -3190,7 +3216,7 @@
       </w:rPr>
     </w:lvl>
   </w:abstractNum>
-  <w:abstractNum w:abstractNumId="5" w15:restartNumberingAfterBreak="0">
+  <w:abstractNum w:abstractNumId="7" w15:restartNumberingAfterBreak="0">
     <w:nsid w:val="31606563"/>
     <w:multiLevelType w:val="multilevel"/>
     <w:tmpl w:val="F29E218C"/>
@@ -3341,7 +3367,7 @@
       </w:rPr>
     </w:lvl>
   </w:abstractNum>
-  <w:abstractNum w:abstractNumId="6" w15:restartNumberingAfterBreak="0">
+  <w:abstractNum w:abstractNumId="8" w15:restartNumberingAfterBreak="0">
     <w:nsid w:val="3E72519D"/>
     <w:multiLevelType w:val="multilevel"/>
     <w:tmpl w:val="809AF88A"/>
@@ -3490,7 +3516,271 @@
       </w:rPr>
     </w:lvl>
   </w:abstractNum>
-  <w:abstractNum w:abstractNumId="7" w15:restartNumberingAfterBreak="0">
+  <w:abstractNum w:abstractNumId="9" w15:restartNumberingAfterBreak="0">
+    <w:nsid w:val="45E825B3"/>
+    <w:multiLevelType w:val="hybridMultilevel"/>
+    <w:tmpl w:val="DBB67060"/>
+    <w:lvl w:ilvl="0" w:tplc="40090001">
+      <w:start w:val="1"/>
+      <w:numFmt w:val="bullet"/>
+      <w:lvlText w:val=""/>
+      <w:lvlJc w:val="left"/>
+      <w:pPr>
+        <w:ind w:left="720" w:hanging="360"/>
+      </w:pPr>
+      <w:rPr>
+        <w:rFonts w:ascii="Symbol" w:hAnsi="Symbol" w:hint="default"/>
+      </w:rPr>
+    </w:lvl>
+    <w:lvl w:ilvl="1" w:tplc="FFFFFFFF" w:tentative="1">
+      <w:start w:val="1"/>
+      <w:numFmt w:val="bullet"/>
+      <w:lvlText w:val="o"/>
+      <w:lvlJc w:val="left"/>
+      <w:pPr>
+        <w:ind w:left="1440" w:hanging="360"/>
+      </w:pPr>
+      <w:rPr>
+        <w:rFonts w:ascii="Courier New" w:hAnsi="Courier New" w:cs="Courier New" w:hint="default"/>
+      </w:rPr>
+    </w:lvl>
+    <w:lvl w:ilvl="2" w:tplc="FFFFFFFF" w:tentative="1">
+      <w:start w:val="1"/>
+      <w:numFmt w:val="bullet"/>
+      <w:lvlText w:val=""/>
+      <w:lvlJc w:val="left"/>
+      <w:pPr>
+        <w:ind w:left="2160" w:hanging="360"/>
+      </w:pPr>
+      <w:rPr>
+        <w:rFonts w:ascii="Wingdings" w:hAnsi="Wingdings" w:hint="default"/>
+      </w:rPr>
+    </w:lvl>
+    <w:lvl w:ilvl="3" w:tplc="FFFFFFFF" w:tentative="1">
+      <w:start w:val="1"/>
+      <w:numFmt w:val="bullet"/>
+      <w:lvlText w:val=""/>
+      <w:lvlJc w:val="left"/>
+      <w:pPr>
+        <w:ind w:left="2880" w:hanging="360"/>
+      </w:pPr>
+      <w:rPr>
+        <w:rFonts w:ascii="Symbol" w:hAnsi="Symbol" w:hint="default"/>
+      </w:rPr>
+    </w:lvl>
+    <w:lvl w:ilvl="4" w:tplc="FFFFFFFF" w:tentative="1">
+      <w:start w:val="1"/>
+      <w:numFmt w:val="bullet"/>
+      <w:lvlText w:val="o"/>
+      <w:lvlJc w:val="left"/>
+      <w:pPr>
+        <w:ind w:left="3600" w:hanging="360"/>
+      </w:pPr>
+      <w:rPr>
+        <w:rFonts w:ascii="Courier New" w:hAnsi="Courier New" w:cs="Courier New" w:hint="default"/>
+      </w:rPr>
+    </w:lvl>
+    <w:lvl w:ilvl="5" w:tplc="FFFFFFFF" w:tentative="1">
+      <w:start w:val="1"/>
+      <w:numFmt w:val="bullet"/>
+      <w:lvlText w:val=""/>
+      <w:lvlJc w:val="left"/>
+      <w:pPr>
+        <w:ind w:left="4320" w:hanging="360"/>
+      </w:pPr>
+      <w:rPr>
+        <w:rFonts w:ascii="Wingdings" w:hAnsi="Wingdings" w:hint="default"/>
+      </w:rPr>
+    </w:lvl>
+    <w:lvl w:ilvl="6" w:tplc="FFFFFFFF" w:tentative="1">
+      <w:start w:val="1"/>
+      <w:numFmt w:val="bullet"/>
+      <w:lvlText w:val=""/>
+      <w:lvlJc w:val="left"/>
+      <w:pPr>
+        <w:ind w:left="5040" w:hanging="360"/>
+      </w:pPr>
+      <w:rPr>
+        <w:rFonts w:ascii="Symbol" w:hAnsi="Symbol" w:hint="default"/>
+      </w:rPr>
+    </w:lvl>
+    <w:lvl w:ilvl="7" w:tplc="FFFFFFFF" w:tentative="1">
+      <w:start w:val="1"/>
+      <w:numFmt w:val="bullet"/>
+      <w:lvlText w:val="o"/>
+      <w:lvlJc w:val="left"/>
+      <w:pPr>
+        <w:ind w:left="5760" w:hanging="360"/>
+      </w:pPr>
+      <w:rPr>
+        <w:rFonts w:ascii="Courier New" w:hAnsi="Courier New" w:cs="Courier New" w:hint="default"/>
+      </w:rPr>
+    </w:lvl>
+    <w:lvl w:ilvl="8" w:tplc="FFFFFFFF" w:tentative="1">
+      <w:start w:val="1"/>
+      <w:numFmt w:val="bullet"/>
+      <w:lvlText w:val=""/>
+      <w:lvlJc w:val="left"/>
+      <w:pPr>
+        <w:ind w:left="6480" w:hanging="360"/>
+      </w:pPr>
+      <w:rPr>
+        <w:rFonts w:ascii="Wingdings" w:hAnsi="Wingdings" w:hint="default"/>
+      </w:rPr>
+    </w:lvl>
+  </w:abstractNum>
+  <w:abstractNum w:abstractNumId="10" w15:restartNumberingAfterBreak="0">
+    <w:nsid w:val="49157CDB"/>
+    <w:multiLevelType w:val="multilevel"/>
+    <w:tmpl w:val="920EA62C"/>
+    <w:lvl w:ilvl="0">
+      <w:start w:val="1"/>
+      <w:numFmt w:val="bullet"/>
+      <w:lvlText w:val=""/>
+      <w:lvlJc w:val="left"/>
+      <w:pPr>
+        <w:tabs>
+          <w:tab w:val="num" w:pos="720"/>
+        </w:tabs>
+        <w:ind w:left="720" w:hanging="360"/>
+      </w:pPr>
+      <w:rPr>
+        <w:rFonts w:ascii="Symbol" w:hAnsi="Symbol" w:hint="default"/>
+        <w:b w:val="0"/>
+        <w:bCs w:val="0"/>
+        <w:sz w:val="20"/>
+      </w:rPr>
+    </w:lvl>
+    <w:lvl w:ilvl="1" w:tentative="1">
+      <w:start w:val="1"/>
+      <w:numFmt w:val="bullet"/>
+      <w:lvlText w:val="o"/>
+      <w:lvlJc w:val="left"/>
+      <w:pPr>
+        <w:tabs>
+          <w:tab w:val="num" w:pos="1440"/>
+        </w:tabs>
+        <w:ind w:left="1440" w:hanging="360"/>
+      </w:pPr>
+      <w:rPr>
+        <w:rFonts w:ascii="Courier New" w:hAnsi="Courier New" w:hint="default"/>
+        <w:sz w:val="20"/>
+      </w:rPr>
+    </w:lvl>
+    <w:lvl w:ilvl="2" w:tentative="1">
+      <w:start w:val="1"/>
+      <w:numFmt w:val="bullet"/>
+      <w:lvlText w:val=""/>
+      <w:lvlJc w:val="left"/>
+      <w:pPr>
+        <w:tabs>
+          <w:tab w:val="num" w:pos="2160"/>
+        </w:tabs>
+        <w:ind w:left="2160" w:hanging="360"/>
+      </w:pPr>
+      <w:rPr>
+        <w:rFonts w:ascii="Wingdings" w:hAnsi="Wingdings" w:hint="default"/>
+        <w:sz w:val="20"/>
+      </w:rPr>
+    </w:lvl>
+    <w:lvl w:ilvl="3" w:tentative="1">
+      <w:start w:val="1"/>
+      <w:numFmt w:val="bullet"/>
+      <w:lvlText w:val=""/>
+      <w:lvlJc w:val="left"/>
+      <w:pPr>
+        <w:tabs>
+          <w:tab w:val="num" w:pos="2880"/>
+        </w:tabs>
+        <w:ind w:left="2880" w:hanging="360"/>
+      </w:pPr>
+      <w:rPr>
+        <w:rFonts w:ascii="Wingdings" w:hAnsi="Wingdings" w:hint="default"/>
+        <w:sz w:val="20"/>
+      </w:rPr>
+    </w:lvl>
+    <w:lvl w:ilvl="4" w:tentative="1">
+      <w:start w:val="1"/>
+      <w:numFmt w:val="bullet"/>
+      <w:lvlText w:val=""/>
+      <w:lvlJc w:val="left"/>
+      <w:pPr>
+        <w:tabs>
+          <w:tab w:val="num" w:pos="3600"/>
+        </w:tabs>
+        <w:ind w:left="3600" w:hanging="360"/>
+      </w:pPr>
+      <w:rPr>
+        <w:rFonts w:ascii="Wingdings" w:hAnsi="Wingdings" w:hint="default"/>
+        <w:sz w:val="20"/>
+      </w:rPr>
+    </w:lvl>
+    <w:lvl w:ilvl="5" w:tentative="1">
+      <w:start w:val="1"/>
+      <w:numFmt w:val="bullet"/>
+      <w:lvlText w:val=""/>
+      <w:lvlJc w:val="left"/>
+      <w:pPr>
+        <w:tabs>
+          <w:tab w:val="num" w:pos="4320"/>
+        </w:tabs>
+        <w:ind w:left="4320" w:hanging="360"/>
+      </w:pPr>
+      <w:rPr>
+        <w:rFonts w:ascii="Wingdings" w:hAnsi="Wingdings" w:hint="default"/>
+        <w:sz w:val="20"/>
+      </w:rPr>
+    </w:lvl>
+    <w:lvl w:ilvl="6" w:tentative="1">
+      <w:start w:val="1"/>
+      <w:numFmt w:val="bullet"/>
+      <w:lvlText w:val=""/>
+      <w:lvlJc w:val="left"/>
+      <w:pPr>
+        <w:tabs>
+          <w:tab w:val="num" w:pos="5040"/>
+        </w:tabs>
+        <w:ind w:left="5040" w:hanging="360"/>
+      </w:pPr>
+      <w:rPr>
+        <w:rFonts w:ascii="Wingdings" w:hAnsi="Wingdings" w:hint="default"/>
+        <w:sz w:val="20"/>
+      </w:rPr>
+    </w:lvl>
+    <w:lvl w:ilvl="7" w:tentative="1">
+      <w:start w:val="1"/>
+      <w:numFmt w:val="bullet"/>
+      <w:lvlText w:val=""/>
+      <w:lvlJc w:val="left"/>
+      <w:pPr>
+        <w:tabs>
+          <w:tab w:val="num" w:pos="5760"/>
+        </w:tabs>
+        <w:ind w:left="5760" w:hanging="360"/>
+      </w:pPr>
+      <w:rPr>
+        <w:rFonts w:ascii="Wingdings" w:hAnsi="Wingdings" w:hint="default"/>
+        <w:sz w:val="20"/>
+      </w:rPr>
+    </w:lvl>
+    <w:lvl w:ilvl="8" w:tentative="1">
+      <w:start w:val="1"/>
+      <w:numFmt w:val="bullet"/>
+      <w:lvlText w:val=""/>
+      <w:lvlJc w:val="left"/>
+      <w:pPr>
+        <w:tabs>
+          <w:tab w:val="num" w:pos="6480"/>
+        </w:tabs>
+        <w:ind w:left="6480" w:hanging="360"/>
+      </w:pPr>
+      <w:rPr>
+        <w:rFonts w:ascii="Wingdings" w:hAnsi="Wingdings" w:hint="default"/>
+        <w:sz w:val="20"/>
+      </w:rPr>
+    </w:lvl>
+  </w:abstractNum>
+  <w:abstractNum w:abstractNumId="11" w15:restartNumberingAfterBreak="0">
     <w:nsid w:val="4A141B94"/>
     <w:multiLevelType w:val="multilevel"/>
     <w:tmpl w:val="7A30E35A"/>
@@ -3639,7 +3929,7 @@
       </w:rPr>
     </w:lvl>
   </w:abstractNum>
-  <w:abstractNum w:abstractNumId="8" w15:restartNumberingAfterBreak="0">
+  <w:abstractNum w:abstractNumId="12" w15:restartNumberingAfterBreak="0">
     <w:nsid w:val="73793F84"/>
     <w:multiLevelType w:val="multilevel"/>
     <w:tmpl w:val="BD9697C4"/>
@@ -3788,7 +4078,7 @@
       </w:rPr>
     </w:lvl>
   </w:abstractNum>
-  <w:abstractNum w:abstractNumId="9" w15:restartNumberingAfterBreak="0">
+  <w:abstractNum w:abstractNumId="13" w15:restartNumberingAfterBreak="0">
     <w:nsid w:val="776F3F00"/>
     <w:multiLevelType w:val="multilevel"/>
     <w:tmpl w:val="68E23604"/>
@@ -3937,7 +4227,7 @@
       </w:rPr>
     </w:lvl>
   </w:abstractNum>
-  <w:abstractNum w:abstractNumId="10" w15:restartNumberingAfterBreak="0">
+  <w:abstractNum w:abstractNumId="14" w15:restartNumberingAfterBreak="0">
     <w:nsid w:val="7FE36C7C"/>
     <w:multiLevelType w:val="multilevel"/>
     <w:tmpl w:val="5F20A9DC"/>
@@ -4087,37 +4377,49 @@
     </w:lvl>
   </w:abstractNum>
   <w:num w:numId="1" w16cid:durableId="4282649">
-    <w:abstractNumId w:val="4"/>
+    <w:abstractNumId w:val="6"/>
   </w:num>
   <w:num w:numId="2" w16cid:durableId="1556506328">
+    <w:abstractNumId w:val="11"/>
+  </w:num>
+  <w:num w:numId="3" w16cid:durableId="1153369485">
     <w:abstractNumId w:val="7"/>
   </w:num>
-  <w:num w:numId="3" w16cid:durableId="1153369485">
+  <w:num w:numId="4" w16cid:durableId="516582179">
     <w:abstractNumId w:val="5"/>
   </w:num>
-  <w:num w:numId="4" w16cid:durableId="516582179">
-    <w:abstractNumId w:val="3"/>
-  </w:num>
   <w:num w:numId="5" w16cid:durableId="1133716585">
-    <w:abstractNumId w:val="9"/>
+    <w:abstractNumId w:val="13"/>
   </w:num>
   <w:num w:numId="6" w16cid:durableId="938676994">
     <w:abstractNumId w:val="0"/>
   </w:num>
   <w:num w:numId="7" w16cid:durableId="682559075">
+    <w:abstractNumId w:val="4"/>
+  </w:num>
+  <w:num w:numId="8" w16cid:durableId="1095858889">
+    <w:abstractNumId w:val="8"/>
+  </w:num>
+  <w:num w:numId="9" w16cid:durableId="378012697">
+    <w:abstractNumId w:val="3"/>
+  </w:num>
+  <w:num w:numId="10" w16cid:durableId="1616475687">
+    <w:abstractNumId w:val="12"/>
+  </w:num>
+  <w:num w:numId="11" w16cid:durableId="123693372">
+    <w:abstractNumId w:val="14"/>
+  </w:num>
+  <w:num w:numId="12" w16cid:durableId="1977251975">
     <w:abstractNumId w:val="2"/>
   </w:num>
-  <w:num w:numId="8" w16cid:durableId="1095858889">
-    <w:abstractNumId w:val="6"/>
-  </w:num>
-  <w:num w:numId="9" w16cid:durableId="378012697">
+  <w:num w:numId="13" w16cid:durableId="1634364494">
     <w:abstractNumId w:val="1"/>
   </w:num>
-  <w:num w:numId="10" w16cid:durableId="1616475687">
-    <w:abstractNumId w:val="8"/>
+  <w:num w:numId="14" w16cid:durableId="718554454">
+    <w:abstractNumId w:val="10"/>
   </w:num>
-  <w:num w:numId="11" w16cid:durableId="123693372">
-    <w:abstractNumId w:val="10"/>
+  <w:num w:numId="15" w16cid:durableId="262343129">
+    <w:abstractNumId w:val="9"/>
   </w:num>
 </w:numbering>
 </file>
@@ -4626,6 +4928,17 @@
       </w:tcPr>
     </w:tblStylePr>
   </w:style>
+  <w:style w:type="paragraph" w:styleId="ListParagraph">
+    <w:name w:val="List Paragraph"/>
+    <w:basedOn w:val="Normal"/>
+    <w:uiPriority w:val="34"/>
+    <w:qFormat/>
+    <w:rsid w:val="006E01C1"/>
+    <w:pPr>
+      <w:ind w:left="720"/>
+      <w:contextualSpacing/>
+    </w:pPr>
+  </w:style>
 </w:styles>
 </file>
 
